--- a/docs/AIKOL Booking System - User Guide.docx
+++ b/docs/AIKOL Booking System - User Guide.docx
@@ -72,7 +72,21 @@
         <w:jc w:val="left"/>
       </w:pPr>
       <w:r>
-        <w:t>You can look up rooms and Kulliyyah cars, see when they are free, and ask to book one. The Kulliyyah office looks at every request and approves or declines it. You are emailed when a decision is made. Keys are collected from the office.</w:t>
+        <w:t>You can look up rooms and Kulliyyah cars, see when they are free, and ask to book one. The Kulliyyah office looks at every request and approves or declines it. You are emailed when a decision is made. Keys are collected from the office. On screen the office is called</w:t>
+      </w:r>
+    </w:p>
+    <w:p>
+      <w:pPr>
+        <w:jc w:val="left"/>
+      </w:pPr>
+      <w:r>
+        <w:rPr>
+          <w:b/>
+        </w:rPr>
+        <w:t>the Admin</w:t>
+      </w:r>
+      <w:r>
+        <w:t>: when a page says "contact the Admin", it means the Kulliyyah office.</w:t>
       </w:r>
     </w:p>
     <w:p>
@@ -147,6 +161,1018 @@
       </w:pPr>
       <w:r>
         <w:t>yourself. A car booking also needs Kulliyyah management approval, so allow more time.</w:t>
+      </w:r>
+    </w:p>
+    <w:p>
+      <w:pPr>
+        <w:spacing w:after="40"/>
+        <w:pBdr>
+          <w:bottom w:val="single" w:sz="6" w:color="D4CBB7"/>
+        </w:pBdr>
+      </w:pPr>
+    </w:p>
+    <w:p>
+      <w:pPr>
+        <w:pStyle w:val="Heading1"/>
+      </w:pPr>
+      <w:r>
+        <w:rPr>
+          <w:color w:val="14675B"/>
+        </w:rPr>
+        <w:t>Finding your way around</w:t>
+      </w:r>
+    </w:p>
+    <w:p>
+      <w:pPr>
+        <w:jc w:val="left"/>
+      </w:pPr>
+      <w:r>
+        <w:t xml:space="preserve">Once you are signed in, the menu is always in the same place. On a laptop it runs down the left side of every page; the small arrow at its top edge folds it away to give the page more room. On a phone it sits along the bottom of the screen, and </w:t>
+      </w:r>
+      <w:r>
+        <w:rPr>
+          <w:b/>
+        </w:rPr>
+        <w:t>Menu</w:t>
+      </w:r>
+      <w:r>
+        <w:t xml:space="preserve"> opens the rest.</w:t>
+      </w:r>
+    </w:p>
+    <w:tbl>
+      <w:tblPr>
+        <w:tblStyle w:val="TableGrid"/>
+        <w:tblW w:type="auto" w:w="0"/>
+        <w:jc w:val="left"/>
+        <w:tblLook w:firstColumn="1" w:firstRow="1" w:lastColumn="0" w:lastRow="0" w:noHBand="0" w:noVBand="1" w:val="04A0"/>
+      </w:tblPr>
+      <w:tblGrid>
+        <w:gridCol w:w="2436"/>
+        <w:gridCol w:w="2436"/>
+        <w:gridCol w:w="2436"/>
+        <w:gridCol w:w="2436"/>
+      </w:tblGrid>
+      <w:tr>
+        <w:tc>
+          <w:tcPr>
+            <w:tcW w:type="dxa" w:w="2436"/>
+            <w:shd w:val="clear" w:fill="0A4541"/>
+          </w:tcPr>
+          <w:p>
+            <w:pPr>
+              <w:spacing w:before="40" w:after="40"/>
+            </w:pPr>
+            <w:r/>
+            <w:r>
+              <w:rPr>
+                <w:b/>
+                <w:color w:val="FFFFFF"/>
+                <w:sz w:val="19"/>
+              </w:rPr>
+              <w:t>Page</w:t>
+            </w:r>
+          </w:p>
+        </w:tc>
+        <w:tc>
+          <w:tcPr>
+            <w:tcW w:type="dxa" w:w="2436"/>
+            <w:shd w:val="clear" w:fill="0A4541"/>
+          </w:tcPr>
+          <w:p>
+            <w:pPr>
+              <w:spacing w:before="40" w:after="40"/>
+            </w:pPr>
+            <w:r/>
+            <w:r>
+              <w:rPr>
+                <w:b/>
+                <w:color w:val="FFFFFF"/>
+                <w:sz w:val="19"/>
+              </w:rPr>
+              <w:t>How to get there</w:t>
+            </w:r>
+          </w:p>
+        </w:tc>
+        <w:tc>
+          <w:tcPr>
+            <w:tcW w:type="dxa" w:w="2436"/>
+            <w:shd w:val="clear" w:fill="0A4541"/>
+          </w:tcPr>
+          <w:p>
+            <w:pPr>
+              <w:spacing w:before="40" w:after="40"/>
+            </w:pPr>
+            <w:r/>
+            <w:r>
+              <w:rPr>
+                <w:b/>
+                <w:color w:val="FFFFFF"/>
+                <w:sz w:val="19"/>
+              </w:rPr>
+              <w:t>What it is for</w:t>
+            </w:r>
+          </w:p>
+        </w:tc>
+        <w:tc>
+          <w:tcPr>
+            <w:tcW w:type="dxa" w:w="2436"/>
+            <w:shd w:val="clear" w:fill="0A4541"/>
+          </w:tcPr>
+          <w:p>
+            <w:pPr>
+              <w:spacing w:before="40" w:after="40"/>
+            </w:pPr>
+            <w:r/>
+            <w:r>
+              <w:rPr>
+                <w:b/>
+                <w:color w:val="FFFFFF"/>
+                <w:sz w:val="19"/>
+              </w:rPr>
+              <w:t>In this guide</w:t>
+            </w:r>
+          </w:p>
+        </w:tc>
+      </w:tr>
+      <w:tr>
+        <w:tc>
+          <w:tcPr>
+            <w:tcW w:type="dxa" w:w="2436"/>
+          </w:tcPr>
+          <w:p>
+            <w:pPr>
+              <w:spacing w:before="40" w:after="40"/>
+            </w:pPr>
+            <w:r/>
+            <w:r>
+              <w:rPr>
+                <w:b/>
+                <w:sz w:val="19"/>
+              </w:rPr>
+              <w:t>Sign In</w:t>
+            </w:r>
+          </w:p>
+        </w:tc>
+        <w:tc>
+          <w:tcPr>
+            <w:tcW w:type="dxa" w:w="2436"/>
+          </w:tcPr>
+          <w:p>
+            <w:pPr>
+              <w:spacing w:before="40" w:after="40"/>
+            </w:pPr>
+            <w:r/>
+            <w:r>
+              <w:rPr>
+                <w:sz w:val="19"/>
+              </w:rPr>
+              <w:t>The system's address</w:t>
+            </w:r>
+          </w:p>
+        </w:tc>
+        <w:tc>
+          <w:tcPr>
+            <w:tcW w:type="dxa" w:w="2436"/>
+          </w:tcPr>
+          <w:p>
+            <w:pPr>
+              <w:spacing w:before="40" w:after="40"/>
+            </w:pPr>
+            <w:r/>
+            <w:r>
+              <w:rPr>
+                <w:sz w:val="19"/>
+              </w:rPr>
+              <w:t>Signing in, registering, a forgotten password</w:t>
+            </w:r>
+          </w:p>
+        </w:tc>
+        <w:tc>
+          <w:tcPr>
+            <w:tcW w:type="dxa" w:w="2436"/>
+          </w:tcPr>
+          <w:p>
+            <w:pPr>
+              <w:spacing w:before="40" w:after="40"/>
+            </w:pPr>
+            <w:r/>
+            <w:r>
+              <w:rPr>
+                <w:sz w:val="19"/>
+              </w:rPr>
+              <w:t>Sections 1 and 2</w:t>
+            </w:r>
+          </w:p>
+        </w:tc>
+      </w:tr>
+      <w:tr>
+        <w:tc>
+          <w:tcPr>
+            <w:tcW w:type="dxa" w:w="2436"/>
+          </w:tcPr>
+          <w:p>
+            <w:pPr>
+              <w:spacing w:before="40" w:after="40"/>
+            </w:pPr>
+            <w:r/>
+            <w:r>
+              <w:rPr>
+                <w:b/>
+                <w:sz w:val="19"/>
+              </w:rPr>
+              <w:t>Home</w:t>
+            </w:r>
+          </w:p>
+        </w:tc>
+        <w:tc>
+          <w:tcPr>
+            <w:tcW w:type="dxa" w:w="2436"/>
+          </w:tcPr>
+          <w:p>
+            <w:pPr>
+              <w:spacing w:before="40" w:after="40"/>
+            </w:pPr>
+            <w:r/>
+            <w:r>
+              <w:rPr>
+                <w:b/>
+                <w:sz w:val="19"/>
+              </w:rPr>
+              <w:t>Home</w:t>
+            </w:r>
+            <w:r>
+              <w:rPr>
+                <w:sz w:val="19"/>
+              </w:rPr>
+              <w:t xml:space="preserve"> in the menu</w:t>
+            </w:r>
+          </w:p>
+        </w:tc>
+        <w:tc>
+          <w:tcPr>
+            <w:tcW w:type="dxa" w:w="2436"/>
+          </w:tcPr>
+          <w:p>
+            <w:pPr>
+              <w:spacing w:before="40" w:after="40"/>
+            </w:pPr>
+            <w:r/>
+            <w:r>
+              <w:rPr>
+                <w:sz w:val="19"/>
+              </w:rPr>
+              <w:t>A quick search for what is free, notices from the Admin, your next booking</w:t>
+            </w:r>
+          </w:p>
+        </w:tc>
+        <w:tc>
+          <w:tcPr>
+            <w:tcW w:type="dxa" w:w="2436"/>
+          </w:tcPr>
+          <w:p>
+            <w:pPr>
+              <w:spacing w:before="40" w:after="40"/>
+            </w:pPr>
+            <w:r/>
+            <w:r>
+              <w:rPr>
+                <w:sz w:val="19"/>
+              </w:rPr>
+              <w:t>Section 3</w:t>
+            </w:r>
+          </w:p>
+        </w:tc>
+      </w:tr>
+      <w:tr>
+        <w:tc>
+          <w:tcPr>
+            <w:tcW w:type="dxa" w:w="2436"/>
+          </w:tcPr>
+          <w:p>
+            <w:pPr>
+              <w:spacing w:before="40" w:after="40"/>
+            </w:pPr>
+            <w:r/>
+            <w:r>
+              <w:rPr>
+                <w:b/>
+                <w:sz w:val="19"/>
+              </w:rPr>
+              <w:t>Venue</w:t>
+            </w:r>
+          </w:p>
+        </w:tc>
+        <w:tc>
+          <w:tcPr>
+            <w:tcW w:type="dxa" w:w="2436"/>
+          </w:tcPr>
+          <w:p>
+            <w:pPr>
+              <w:spacing w:before="40" w:after="40"/>
+            </w:pPr>
+            <w:r/>
+            <w:r>
+              <w:rPr>
+                <w:b/>
+                <w:sz w:val="19"/>
+              </w:rPr>
+              <w:t>Venue</w:t>
+            </w:r>
+            <w:r>
+              <w:rPr>
+                <w:sz w:val="19"/>
+              </w:rPr>
+              <w:t xml:space="preserve"> in the menu</w:t>
+            </w:r>
+          </w:p>
+        </w:tc>
+        <w:tc>
+          <w:tcPr>
+            <w:tcW w:type="dxa" w:w="2436"/>
+          </w:tcPr>
+          <w:p>
+            <w:pPr>
+              <w:spacing w:before="40" w:after="40"/>
+            </w:pPr>
+            <w:r/>
+            <w:r>
+              <w:rPr>
+                <w:sz w:val="19"/>
+              </w:rPr>
+              <w:t>Every room, with search and filters</w:t>
+            </w:r>
+          </w:p>
+        </w:tc>
+        <w:tc>
+          <w:tcPr>
+            <w:tcW w:type="dxa" w:w="2436"/>
+          </w:tcPr>
+          <w:p>
+            <w:pPr>
+              <w:spacing w:before="40" w:after="40"/>
+            </w:pPr>
+            <w:r/>
+            <w:r>
+              <w:rPr>
+                <w:sz w:val="19"/>
+              </w:rPr>
+              <w:t>Section 3</w:t>
+            </w:r>
+          </w:p>
+        </w:tc>
+      </w:tr>
+      <w:tr>
+        <w:tc>
+          <w:tcPr>
+            <w:tcW w:type="dxa" w:w="2436"/>
+          </w:tcPr>
+          <w:p>
+            <w:pPr>
+              <w:spacing w:before="40" w:after="40"/>
+            </w:pPr>
+            <w:r/>
+            <w:r>
+              <w:rPr>
+                <w:b/>
+                <w:sz w:val="19"/>
+              </w:rPr>
+              <w:t>A room or car</w:t>
+            </w:r>
+          </w:p>
+        </w:tc>
+        <w:tc>
+          <w:tcPr>
+            <w:tcW w:type="dxa" w:w="2436"/>
+          </w:tcPr>
+          <w:p>
+            <w:pPr>
+              <w:spacing w:before="40" w:after="40"/>
+            </w:pPr>
+            <w:r/>
+            <w:r>
+              <w:rPr>
+                <w:sz w:val="19"/>
+              </w:rPr>
+              <w:t xml:space="preserve">Choose one from </w:t>
+            </w:r>
+            <w:r>
+              <w:rPr>
+                <w:b/>
+                <w:sz w:val="19"/>
+              </w:rPr>
+              <w:t>Venue</w:t>
+            </w:r>
+            <w:r>
+              <w:rPr>
+                <w:sz w:val="19"/>
+              </w:rPr>
+              <w:t xml:space="preserve"> or </w:t>
+            </w:r>
+            <w:r>
+              <w:rPr>
+                <w:b/>
+                <w:sz w:val="19"/>
+              </w:rPr>
+              <w:t>Vehicles</w:t>
+            </w:r>
+          </w:p>
+        </w:tc>
+        <w:tc>
+          <w:tcPr>
+            <w:tcW w:type="dxa" w:w="2436"/>
+          </w:tcPr>
+          <w:p>
+            <w:pPr>
+              <w:spacing w:before="40" w:after="40"/>
+            </w:pPr>
+            <w:r/>
+            <w:r>
+              <w:rPr>
+                <w:sz w:val="19"/>
+              </w:rPr>
+              <w:t>Photographs, location, seats, facilities, and the buttons to book</w:t>
+            </w:r>
+          </w:p>
+        </w:tc>
+        <w:tc>
+          <w:tcPr>
+            <w:tcW w:type="dxa" w:w="2436"/>
+          </w:tcPr>
+          <w:p>
+            <w:pPr>
+              <w:spacing w:before="40" w:after="40"/>
+            </w:pPr>
+            <w:r/>
+            <w:r>
+              <w:rPr>
+                <w:sz w:val="19"/>
+              </w:rPr>
+              <w:t>Section 3</w:t>
+            </w:r>
+          </w:p>
+        </w:tc>
+      </w:tr>
+      <w:tr>
+        <w:tc>
+          <w:tcPr>
+            <w:tcW w:type="dxa" w:w="2436"/>
+          </w:tcPr>
+          <w:p>
+            <w:pPr>
+              <w:spacing w:before="40" w:after="40"/>
+            </w:pPr>
+            <w:r/>
+            <w:r>
+              <w:rPr>
+                <w:b/>
+                <w:sz w:val="19"/>
+              </w:rPr>
+              <w:t>Availability</w:t>
+            </w:r>
+          </w:p>
+        </w:tc>
+        <w:tc>
+          <w:tcPr>
+            <w:tcW w:type="dxa" w:w="2436"/>
+          </w:tcPr>
+          <w:p>
+            <w:pPr>
+              <w:spacing w:before="40" w:after="40"/>
+            </w:pPr>
+            <w:r/>
+            <w:r>
+              <w:rPr>
+                <w:b/>
+                <w:sz w:val="19"/>
+              </w:rPr>
+              <w:t>Check availability</w:t>
+            </w:r>
+            <w:r>
+              <w:rPr>
+                <w:sz w:val="19"/>
+              </w:rPr>
+              <w:t xml:space="preserve"> on a room or car</w:t>
+            </w:r>
+          </w:p>
+        </w:tc>
+        <w:tc>
+          <w:tcPr>
+            <w:tcW w:type="dxa" w:w="2436"/>
+          </w:tcPr>
+          <w:p>
+            <w:pPr>
+              <w:spacing w:before="40" w:after="40"/>
+            </w:pPr>
+            <w:r/>
+            <w:r>
+              <w:rPr>
+                <w:sz w:val="19"/>
+              </w:rPr>
+              <w:t>A week at a time: what is booked and what is free</w:t>
+            </w:r>
+          </w:p>
+        </w:tc>
+        <w:tc>
+          <w:tcPr>
+            <w:tcW w:type="dxa" w:w="2436"/>
+          </w:tcPr>
+          <w:p>
+            <w:pPr>
+              <w:spacing w:before="40" w:after="40"/>
+            </w:pPr>
+            <w:r/>
+            <w:r>
+              <w:rPr>
+                <w:sz w:val="19"/>
+              </w:rPr>
+              <w:t>Section 4</w:t>
+            </w:r>
+          </w:p>
+        </w:tc>
+      </w:tr>
+      <w:tr>
+        <w:tc>
+          <w:tcPr>
+            <w:tcW w:type="dxa" w:w="2436"/>
+          </w:tcPr>
+          <w:p>
+            <w:pPr>
+              <w:spacing w:before="40" w:after="40"/>
+            </w:pPr>
+            <w:r/>
+            <w:r>
+              <w:rPr>
+                <w:b/>
+                <w:sz w:val="19"/>
+              </w:rPr>
+              <w:t>Booking form</w:t>
+            </w:r>
+          </w:p>
+        </w:tc>
+        <w:tc>
+          <w:tcPr>
+            <w:tcW w:type="dxa" w:w="2436"/>
+          </w:tcPr>
+          <w:p>
+            <w:pPr>
+              <w:spacing w:before="40" w:after="40"/>
+            </w:pPr>
+            <w:r/>
+            <w:r>
+              <w:rPr>
+                <w:b/>
+                <w:sz w:val="19"/>
+              </w:rPr>
+              <w:t>Book this</w:t>
+            </w:r>
+            <w:r>
+              <w:rPr>
+                <w:sz w:val="19"/>
+              </w:rPr>
+              <w:t>, or a free part of the availability chart</w:t>
+            </w:r>
+          </w:p>
+        </w:tc>
+        <w:tc>
+          <w:tcPr>
+            <w:tcW w:type="dxa" w:w="2436"/>
+          </w:tcPr>
+          <w:p>
+            <w:pPr>
+              <w:spacing w:before="40" w:after="40"/>
+            </w:pPr>
+            <w:r/>
+            <w:r>
+              <w:rPr>
+                <w:sz w:val="19"/>
+              </w:rPr>
+              <w:t>Asking for a booking</w:t>
+            </w:r>
+          </w:p>
+        </w:tc>
+        <w:tc>
+          <w:tcPr>
+            <w:tcW w:type="dxa" w:w="2436"/>
+          </w:tcPr>
+          <w:p>
+            <w:pPr>
+              <w:spacing w:before="40" w:after="40"/>
+            </w:pPr>
+            <w:r/>
+            <w:r>
+              <w:rPr>
+                <w:sz w:val="19"/>
+              </w:rPr>
+              <w:t>Section 5</w:t>
+            </w:r>
+          </w:p>
+        </w:tc>
+      </w:tr>
+      <w:tr>
+        <w:tc>
+          <w:tcPr>
+            <w:tcW w:type="dxa" w:w="2436"/>
+          </w:tcPr>
+          <w:p>
+            <w:pPr>
+              <w:spacing w:before="40" w:after="40"/>
+            </w:pPr>
+            <w:r/>
+            <w:r>
+              <w:rPr>
+                <w:b/>
+                <w:sz w:val="19"/>
+              </w:rPr>
+              <w:t>Vehicles</w:t>
+            </w:r>
+          </w:p>
+        </w:tc>
+        <w:tc>
+          <w:tcPr>
+            <w:tcW w:type="dxa" w:w="2436"/>
+          </w:tcPr>
+          <w:p>
+            <w:pPr>
+              <w:spacing w:before="40" w:after="40"/>
+            </w:pPr>
+            <w:r/>
+            <w:r>
+              <w:rPr>
+                <w:b/>
+                <w:sz w:val="19"/>
+              </w:rPr>
+              <w:t>Vehicles</w:t>
+            </w:r>
+            <w:r>
+              <w:rPr>
+                <w:sz w:val="19"/>
+              </w:rPr>
+              <w:t xml:space="preserve"> in the menu</w:t>
+            </w:r>
+          </w:p>
+        </w:tc>
+        <w:tc>
+          <w:tcPr>
+            <w:tcW w:type="dxa" w:w="2436"/>
+          </w:tcPr>
+          <w:p>
+            <w:pPr>
+              <w:spacing w:before="40" w:after="40"/>
+            </w:pPr>
+            <w:r/>
+            <w:r>
+              <w:rPr>
+                <w:sz w:val="19"/>
+              </w:rPr>
+              <w:t>Every Kulliyyah car</w:t>
+            </w:r>
+          </w:p>
+        </w:tc>
+        <w:tc>
+          <w:tcPr>
+            <w:tcW w:type="dxa" w:w="2436"/>
+          </w:tcPr>
+          <w:p>
+            <w:pPr>
+              <w:spacing w:before="40" w:after="40"/>
+            </w:pPr>
+            <w:r/>
+            <w:r>
+              <w:rPr>
+                <w:sz w:val="19"/>
+              </w:rPr>
+              <w:t>Section 3</w:t>
+            </w:r>
+          </w:p>
+        </w:tc>
+      </w:tr>
+      <w:tr>
+        <w:tc>
+          <w:tcPr>
+            <w:tcW w:type="dxa" w:w="2436"/>
+          </w:tcPr>
+          <w:p>
+            <w:pPr>
+              <w:spacing w:before="40" w:after="40"/>
+            </w:pPr>
+            <w:r/>
+            <w:r>
+              <w:rPr>
+                <w:b/>
+                <w:sz w:val="19"/>
+              </w:rPr>
+              <w:t>My Bookings</w:t>
+            </w:r>
+          </w:p>
+        </w:tc>
+        <w:tc>
+          <w:tcPr>
+            <w:tcW w:type="dxa" w:w="2436"/>
+          </w:tcPr>
+          <w:p>
+            <w:pPr>
+              <w:spacing w:before="40" w:after="40"/>
+            </w:pPr>
+            <w:r/>
+            <w:r>
+              <w:rPr>
+                <w:b/>
+                <w:sz w:val="19"/>
+              </w:rPr>
+              <w:t>My Bookings</w:t>
+            </w:r>
+            <w:r>
+              <w:rPr>
+                <w:sz w:val="19"/>
+              </w:rPr>
+              <w:t xml:space="preserve"> in the menu</w:t>
+            </w:r>
+          </w:p>
+        </w:tc>
+        <w:tc>
+          <w:tcPr>
+            <w:tcW w:type="dxa" w:w="2436"/>
+          </w:tcPr>
+          <w:p>
+            <w:pPr>
+              <w:spacing w:before="40" w:after="40"/>
+            </w:pPr>
+            <w:r/>
+            <w:r>
+              <w:rPr>
+                <w:sz w:val="19"/>
+              </w:rPr>
+              <w:t>Everything you have asked for, and its status</w:t>
+            </w:r>
+          </w:p>
+        </w:tc>
+        <w:tc>
+          <w:tcPr>
+            <w:tcW w:type="dxa" w:w="2436"/>
+          </w:tcPr>
+          <w:p>
+            <w:pPr>
+              <w:spacing w:before="40" w:after="40"/>
+            </w:pPr>
+            <w:r/>
+            <w:r>
+              <w:rPr>
+                <w:sz w:val="19"/>
+              </w:rPr>
+              <w:t>Section 7</w:t>
+            </w:r>
+          </w:p>
+        </w:tc>
+      </w:tr>
+      <w:tr>
+        <w:tc>
+          <w:tcPr>
+            <w:tcW w:type="dxa" w:w="2436"/>
+          </w:tcPr>
+          <w:p>
+            <w:pPr>
+              <w:spacing w:before="40" w:after="40"/>
+            </w:pPr>
+            <w:r/>
+            <w:r>
+              <w:rPr>
+                <w:b/>
+                <w:sz w:val="19"/>
+              </w:rPr>
+              <w:t>A booking</w:t>
+            </w:r>
+          </w:p>
+        </w:tc>
+        <w:tc>
+          <w:tcPr>
+            <w:tcW w:type="dxa" w:w="2436"/>
+          </w:tcPr>
+          <w:p>
+            <w:pPr>
+              <w:spacing w:before="40" w:after="40"/>
+            </w:pPr>
+            <w:r/>
+            <w:r>
+              <w:rPr>
+                <w:sz w:val="19"/>
+              </w:rPr>
+              <w:t xml:space="preserve">A reference such as </w:t>
+            </w:r>
+            <w:r>
+              <w:rPr>
+                <w:rFonts w:ascii="Consolas" w:hAnsi="Consolas"/>
+                <w:sz w:val="19"/>
+              </w:rPr>
+              <w:t>BK-202610-0004</w:t>
+            </w:r>
+            <w:r>
+              <w:rPr>
+                <w:sz w:val="19"/>
+              </w:rPr>
+              <w:t xml:space="preserve"> in My Bookings</w:t>
+            </w:r>
+          </w:p>
+        </w:tc>
+        <w:tc>
+          <w:tcPr>
+            <w:tcW w:type="dxa" w:w="2436"/>
+          </w:tcPr>
+          <w:p>
+            <w:pPr>
+              <w:spacing w:before="40" w:after="40"/>
+            </w:pPr>
+            <w:r/>
+            <w:r>
+              <w:rPr>
+                <w:sz w:val="19"/>
+              </w:rPr>
+              <w:t xml:space="preserve">The details, and </w:t>
+            </w:r>
+            <w:r>
+              <w:rPr>
+                <w:b/>
+                <w:sz w:val="19"/>
+              </w:rPr>
+              <w:t>Cancel booking</w:t>
+            </w:r>
+          </w:p>
+        </w:tc>
+        <w:tc>
+          <w:tcPr>
+            <w:tcW w:type="dxa" w:w="2436"/>
+          </w:tcPr>
+          <w:p>
+            <w:pPr>
+              <w:spacing w:before="40" w:after="40"/>
+            </w:pPr>
+            <w:r/>
+            <w:r>
+              <w:rPr>
+                <w:sz w:val="19"/>
+              </w:rPr>
+              <w:t>Sections 7 and 8</w:t>
+            </w:r>
+          </w:p>
+        </w:tc>
+      </w:tr>
+      <w:tr>
+        <w:tc>
+          <w:tcPr>
+            <w:tcW w:type="dxa" w:w="2436"/>
+          </w:tcPr>
+          <w:p>
+            <w:pPr>
+              <w:spacing w:before="40" w:after="40"/>
+            </w:pPr>
+            <w:r/>
+            <w:r>
+              <w:rPr>
+                <w:b/>
+                <w:sz w:val="19"/>
+              </w:rPr>
+              <w:t>Edit Profile</w:t>
+            </w:r>
+          </w:p>
+        </w:tc>
+        <w:tc>
+          <w:tcPr>
+            <w:tcW w:type="dxa" w:w="2436"/>
+          </w:tcPr>
+          <w:p>
+            <w:pPr>
+              <w:spacing w:before="40" w:after="40"/>
+            </w:pPr>
+            <w:r/>
+            <w:r>
+              <w:rPr>
+                <w:sz w:val="19"/>
+              </w:rPr>
+              <w:t xml:space="preserve">Your name at the foot of the menu, then </w:t>
+            </w:r>
+            <w:r>
+              <w:rPr>
+                <w:b/>
+                <w:sz w:val="19"/>
+              </w:rPr>
+              <w:t>Edit Profile</w:t>
+            </w:r>
+          </w:p>
+        </w:tc>
+        <w:tc>
+          <w:tcPr>
+            <w:tcW w:type="dxa" w:w="2436"/>
+          </w:tcPr>
+          <w:p>
+            <w:pPr>
+              <w:spacing w:before="40" w:after="40"/>
+            </w:pPr>
+            <w:r/>
+            <w:r>
+              <w:rPr>
+                <w:sz w:val="19"/>
+              </w:rPr>
+              <w:t>Your name, email address and phone number</w:t>
+            </w:r>
+          </w:p>
+        </w:tc>
+        <w:tc>
+          <w:tcPr>
+            <w:tcW w:type="dxa" w:w="2436"/>
+          </w:tcPr>
+          <w:p>
+            <w:pPr>
+              <w:spacing w:before="40" w:after="40"/>
+            </w:pPr>
+            <w:r/>
+            <w:r>
+              <w:rPr>
+                <w:sz w:val="19"/>
+              </w:rPr>
+              <w:t>Section 10</w:t>
+            </w:r>
+          </w:p>
+        </w:tc>
+      </w:tr>
+    </w:tbl>
+    <w:p/>
+    <w:p>
+      <w:pPr>
+        <w:jc w:val="left"/>
+      </w:pPr>
+      <w:r>
+        <w:t xml:space="preserve">Your name at the foot of the menu also holds </w:t>
+      </w:r>
+      <w:r>
+        <w:rPr>
+          <w:b/>
+        </w:rPr>
+        <w:t>Sign Out</w:t>
+      </w:r>
+      <w:r>
+        <w:t xml:space="preserve">. Most pages have a </w:t>
+      </w:r>
+      <w:r>
+        <w:rPr>
+          <w:b/>
+        </w:rPr>
+        <w:t>Back</w:t>
+      </w:r>
+      <w:r>
+        <w:t xml:space="preserve"> link at the top that returns you to the list you came from.</w:t>
+      </w:r>
+    </w:p>
+    <w:p>
+      <w:pPr>
+        <w:keepNext/>
+        <w:spacing w:before="120" w:after="40"/>
+        <w:jc w:val="center"/>
+      </w:pPr>
+      <w:r>
+        <w:drawing>
+          <wp:inline xmlns:a="http://schemas.openxmlformats.org/drawingml/2006/main" xmlns:pic="http://schemas.openxmlformats.org/drawingml/2006/picture">
+            <wp:extent cx="2160000" cy="4674462"/>
+            <wp:docPr id="1" name="Picture 1"/>
+            <wp:cNvGraphicFramePr>
+              <a:graphicFrameLocks noChangeAspect="1"/>
+            </wp:cNvGraphicFramePr>
+            <a:graphic>
+              <a:graphicData uri="http://schemas.openxmlformats.org/drawingml/2006/picture">
+                <pic:pic>
+                  <pic:nvPicPr>
+                    <pic:cNvPr id="0" name="11-phone-home.png"/>
+                    <pic:cNvPicPr/>
+                  </pic:nvPicPr>
+                  <pic:blipFill>
+                    <a:blip r:embed="rId9"/>
+                    <a:stretch>
+                      <a:fillRect/>
+                    </a:stretch>
+                  </pic:blipFill>
+                  <pic:spPr>
+                    <a:xfrm>
+                      <a:off x="0" y="0"/>
+                      <a:ext cx="2160000" cy="4674462"/>
+                    </a:xfrm>
+                    <a:prstGeom prst="rect"/>
+                  </pic:spPr>
+                </pic:pic>
+              </a:graphicData>
+            </a:graphic>
+          </wp:inline>
+        </w:drawing>
+      </w:r>
+    </w:p>
+    <w:p>
+      <w:pPr>
+        <w:jc w:val="center"/>
+      </w:pPr>
+      <w:r>
+        <w:rPr>
+          <w:i/>
+          <w:color w:val="65716D"/>
+          <w:sz w:val="18"/>
+        </w:rPr>
+        <w:t>On a phone the menu runs along the bottom of the screen.</w:t>
       </w:r>
     </w:p>
     <w:p>
@@ -255,6 +1281,60 @@
     </w:p>
     <w:p>
       <w:pPr>
+        <w:keepNext/>
+        <w:spacing w:before="120" w:after="40"/>
+        <w:jc w:val="center"/>
+      </w:pPr>
+      <w:r>
+        <w:drawing>
+          <wp:inline xmlns:a="http://schemas.openxmlformats.org/drawingml/2006/main" xmlns:pic="http://schemas.openxmlformats.org/drawingml/2006/picture">
+            <wp:extent cx="5580000" cy="3487500"/>
+            <wp:docPr id="2" name="Picture 2"/>
+            <wp:cNvGraphicFramePr>
+              <a:graphicFrameLocks noChangeAspect="1"/>
+            </wp:cNvGraphicFramePr>
+            <a:graphic>
+              <a:graphicData uri="http://schemas.openxmlformats.org/drawingml/2006/picture">
+                <pic:pic>
+                  <pic:nvPicPr>
+                    <pic:cNvPr id="0" name="01b-register.png"/>
+                    <pic:cNvPicPr/>
+                  </pic:nvPicPr>
+                  <pic:blipFill>
+                    <a:blip r:embed="rId10"/>
+                    <a:stretch>
+                      <a:fillRect/>
+                    </a:stretch>
+                  </pic:blipFill>
+                  <pic:spPr>
+                    <a:xfrm>
+                      <a:off x="0" y="0"/>
+                      <a:ext cx="5580000" cy="3487500"/>
+                    </a:xfrm>
+                    <a:prstGeom prst="rect"/>
+                  </pic:spPr>
+                </pic:pic>
+              </a:graphicData>
+            </a:graphic>
+          </wp:inline>
+        </w:drawing>
+      </w:r>
+    </w:p>
+    <w:p>
+      <w:pPr>
+        <w:jc w:val="center"/>
+      </w:pPr>
+      <w:r>
+        <w:rPr>
+          <w:i/>
+          <w:color w:val="65716D"/>
+          <w:sz w:val="18"/>
+        </w:rPr>
+        <w:t>The registration form.</w:t>
+      </w:r>
+    </w:p>
+    <w:p>
+      <w:pPr>
         <w:jc w:val="left"/>
       </w:pPr>
       <w:r>
@@ -295,6 +1375,60 @@
       </w:pPr>
       <w:r>
         <w:t>You stay signed in on your device until you sign out from the menu under your name.</w:t>
+      </w:r>
+    </w:p>
+    <w:p>
+      <w:pPr>
+        <w:keepNext/>
+        <w:spacing w:before="120" w:after="40"/>
+        <w:jc w:val="center"/>
+      </w:pPr>
+      <w:r>
+        <w:drawing>
+          <wp:inline xmlns:a="http://schemas.openxmlformats.org/drawingml/2006/main" xmlns:pic="http://schemas.openxmlformats.org/drawingml/2006/picture">
+            <wp:extent cx="5580000" cy="3487500"/>
+            <wp:docPr id="3" name="Picture 3"/>
+            <wp:cNvGraphicFramePr>
+              <a:graphicFrameLocks noChangeAspect="1"/>
+            </wp:cNvGraphicFramePr>
+            <a:graphic>
+              <a:graphicData uri="http://schemas.openxmlformats.org/drawingml/2006/picture">
+                <pic:pic>
+                  <pic:nvPicPr>
+                    <pic:cNvPr id="0" name="01-sign-in.png"/>
+                    <pic:cNvPicPr/>
+                  </pic:nvPicPr>
+                  <pic:blipFill>
+                    <a:blip r:embed="rId11"/>
+                    <a:stretch>
+                      <a:fillRect/>
+                    </a:stretch>
+                  </pic:blipFill>
+                  <pic:spPr>
+                    <a:xfrm>
+                      <a:off x="0" y="0"/>
+                      <a:ext cx="5580000" cy="3487500"/>
+                    </a:xfrm>
+                    <a:prstGeom prst="rect"/>
+                  </pic:spPr>
+                </pic:pic>
+              </a:graphicData>
+            </a:graphic>
+          </wp:inline>
+        </w:drawing>
+      </w:r>
+    </w:p>
+    <w:p>
+      <w:pPr>
+        <w:jc w:val="center"/>
+      </w:pPr>
+      <w:r>
+        <w:rPr>
+          <w:i/>
+          <w:color w:val="65716D"/>
+          <w:sz w:val="18"/>
+        </w:rPr>
+        <w:t>The Sign In page. Registration and the forgotten-password link are under the form.</w:t>
       </w:r>
     </w:p>
     <w:p>
@@ -358,6 +1492,222 @@
       </w:pPr>
       <w:r>
         <w:t>The home page has a quicker route: choose a date and time there and it shows you what is free.</w:t>
+      </w:r>
+    </w:p>
+    <w:p>
+      <w:pPr>
+        <w:keepNext/>
+        <w:spacing w:before="120" w:after="40"/>
+        <w:jc w:val="center"/>
+      </w:pPr>
+      <w:r>
+        <w:drawing>
+          <wp:inline xmlns:a="http://schemas.openxmlformats.org/drawingml/2006/main" xmlns:pic="http://schemas.openxmlformats.org/drawingml/2006/picture">
+            <wp:extent cx="5580000" cy="3487500"/>
+            <wp:docPr id="4" name="Picture 4"/>
+            <wp:cNvGraphicFramePr>
+              <a:graphicFrameLocks noChangeAspect="1"/>
+            </wp:cNvGraphicFramePr>
+            <a:graphic>
+              <a:graphicData uri="http://schemas.openxmlformats.org/drawingml/2006/picture">
+                <pic:pic>
+                  <pic:nvPicPr>
+                    <pic:cNvPr id="0" name="02-home.png"/>
+                    <pic:cNvPicPr/>
+                  </pic:nvPicPr>
+                  <pic:blipFill>
+                    <a:blip r:embed="rId12"/>
+                    <a:stretch>
+                      <a:fillRect/>
+                    </a:stretch>
+                  </pic:blipFill>
+                  <pic:spPr>
+                    <a:xfrm>
+                      <a:off x="0" y="0"/>
+                      <a:ext cx="5580000" cy="3487500"/>
+                    </a:xfrm>
+                    <a:prstGeom prst="rect"/>
+                  </pic:spPr>
+                </pic:pic>
+              </a:graphicData>
+            </a:graphic>
+          </wp:inline>
+        </w:drawing>
+      </w:r>
+    </w:p>
+    <w:p>
+      <w:pPr>
+        <w:jc w:val="center"/>
+      </w:pPr>
+      <w:r>
+        <w:rPr>
+          <w:i/>
+          <w:color w:val="65716D"/>
+          <w:sz w:val="18"/>
+        </w:rPr>
+        <w:t>Home. The search at the top shows what is free at a date and time.</w:t>
+      </w:r>
+    </w:p>
+    <w:p>
+      <w:pPr>
+        <w:keepNext/>
+        <w:spacing w:before="120" w:after="40"/>
+        <w:jc w:val="center"/>
+      </w:pPr>
+      <w:r>
+        <w:drawing>
+          <wp:inline xmlns:a="http://schemas.openxmlformats.org/drawingml/2006/main" xmlns:pic="http://schemas.openxmlformats.org/drawingml/2006/picture">
+            <wp:extent cx="5580000" cy="3487500"/>
+            <wp:docPr id="5" name="Picture 5"/>
+            <wp:cNvGraphicFramePr>
+              <a:graphicFrameLocks noChangeAspect="1"/>
+            </wp:cNvGraphicFramePr>
+            <a:graphic>
+              <a:graphicData uri="http://schemas.openxmlformats.org/drawingml/2006/picture">
+                <pic:pic>
+                  <pic:nvPicPr>
+                    <pic:cNvPr id="0" name="03-venues.png"/>
+                    <pic:cNvPicPr/>
+                  </pic:nvPicPr>
+                  <pic:blipFill>
+                    <a:blip r:embed="rId13"/>
+                    <a:stretch>
+                      <a:fillRect/>
+                    </a:stretch>
+                  </pic:blipFill>
+                  <pic:spPr>
+                    <a:xfrm>
+                      <a:off x="0" y="0"/>
+                      <a:ext cx="5580000" cy="3487500"/>
+                    </a:xfrm>
+                    <a:prstGeom prst="rect"/>
+                  </pic:spPr>
+                </pic:pic>
+              </a:graphicData>
+            </a:graphic>
+          </wp:inline>
+        </w:drawing>
+      </w:r>
+    </w:p>
+    <w:p>
+      <w:pPr>
+        <w:jc w:val="center"/>
+      </w:pPr>
+      <w:r>
+        <w:rPr>
+          <w:i/>
+          <w:color w:val="65716D"/>
+          <w:sz w:val="18"/>
+        </w:rPr>
+        <w:t>Venue: every room, with search and filters.</w:t>
+      </w:r>
+    </w:p>
+    <w:p>
+      <w:pPr>
+        <w:keepNext/>
+        <w:spacing w:before="120" w:after="40"/>
+        <w:jc w:val="center"/>
+      </w:pPr>
+      <w:r>
+        <w:drawing>
+          <wp:inline xmlns:a="http://schemas.openxmlformats.org/drawingml/2006/main" xmlns:pic="http://schemas.openxmlformats.org/drawingml/2006/picture">
+            <wp:extent cx="5580000" cy="3487500"/>
+            <wp:docPr id="6" name="Picture 6"/>
+            <wp:cNvGraphicFramePr>
+              <a:graphicFrameLocks noChangeAspect="1"/>
+            </wp:cNvGraphicFramePr>
+            <a:graphic>
+              <a:graphicData uri="http://schemas.openxmlformats.org/drawingml/2006/picture">
+                <pic:pic>
+                  <pic:nvPicPr>
+                    <pic:cNvPr id="0" name="04-venue-detail.png"/>
+                    <pic:cNvPicPr/>
+                  </pic:nvPicPr>
+                  <pic:blipFill>
+                    <a:blip r:embed="rId14"/>
+                    <a:stretch>
+                      <a:fillRect/>
+                    </a:stretch>
+                  </pic:blipFill>
+                  <pic:spPr>
+                    <a:xfrm>
+                      <a:off x="0" y="0"/>
+                      <a:ext cx="5580000" cy="3487500"/>
+                    </a:xfrm>
+                    <a:prstGeom prst="rect"/>
+                  </pic:spPr>
+                </pic:pic>
+              </a:graphicData>
+            </a:graphic>
+          </wp:inline>
+        </w:drawing>
+      </w:r>
+    </w:p>
+    <w:p>
+      <w:pPr>
+        <w:jc w:val="center"/>
+      </w:pPr>
+      <w:r>
+        <w:rPr>
+          <w:i/>
+          <w:color w:val="65716D"/>
+          <w:sz w:val="18"/>
+        </w:rPr>
+        <w:t>A room. Check availability and Book this are at the top.</w:t>
+      </w:r>
+    </w:p>
+    <w:p>
+      <w:pPr>
+        <w:keepNext/>
+        <w:spacing w:before="120" w:after="40"/>
+        <w:jc w:val="center"/>
+      </w:pPr>
+      <w:r>
+        <w:drawing>
+          <wp:inline xmlns:a="http://schemas.openxmlformats.org/drawingml/2006/main" xmlns:pic="http://schemas.openxmlformats.org/drawingml/2006/picture">
+            <wp:extent cx="5580000" cy="3487500"/>
+            <wp:docPr id="7" name="Picture 7"/>
+            <wp:cNvGraphicFramePr>
+              <a:graphicFrameLocks noChangeAspect="1"/>
+            </wp:cNvGraphicFramePr>
+            <a:graphic>
+              <a:graphicData uri="http://schemas.openxmlformats.org/drawingml/2006/picture">
+                <pic:pic>
+                  <pic:nvPicPr>
+                    <pic:cNvPr id="0" name="07-vehicles.png"/>
+                    <pic:cNvPicPr/>
+                  </pic:nvPicPr>
+                  <pic:blipFill>
+                    <a:blip r:embed="rId15"/>
+                    <a:stretch>
+                      <a:fillRect/>
+                    </a:stretch>
+                  </pic:blipFill>
+                  <pic:spPr>
+                    <a:xfrm>
+                      <a:off x="0" y="0"/>
+                      <a:ext cx="5580000" cy="3487500"/>
+                    </a:xfrm>
+                    <a:prstGeom prst="rect"/>
+                  </pic:spPr>
+                </pic:pic>
+              </a:graphicData>
+            </a:graphic>
+          </wp:inline>
+        </w:drawing>
+      </w:r>
+    </w:p>
+    <w:p>
+      <w:pPr>
+        <w:jc w:val="center"/>
+      </w:pPr>
+      <w:r>
+        <w:rPr>
+          <w:i/>
+          <w:color w:val="65716D"/>
+          <w:sz w:val="18"/>
+        </w:rPr>
+        <w:t>Vehicles: every Kulliyyah car.</w:t>
       </w:r>
     </w:p>
     <w:p>
@@ -493,6 +1843,60 @@
     </w:p>
     <w:p>
       <w:pPr>
+        <w:keepNext/>
+        <w:spacing w:before="120" w:after="40"/>
+        <w:jc w:val="center"/>
+      </w:pPr>
+      <w:r>
+        <w:drawing>
+          <wp:inline xmlns:a="http://schemas.openxmlformats.org/drawingml/2006/main" xmlns:pic="http://schemas.openxmlformats.org/drawingml/2006/picture">
+            <wp:extent cx="5580000" cy="3487500"/>
+            <wp:docPr id="8" name="Picture 8"/>
+            <wp:cNvGraphicFramePr>
+              <a:graphicFrameLocks noChangeAspect="1"/>
+            </wp:cNvGraphicFramePr>
+            <a:graphic>
+              <a:graphicData uri="http://schemas.openxmlformats.org/drawingml/2006/picture">
+                <pic:pic>
+                  <pic:nvPicPr>
+                    <pic:cNvPr id="0" name="05-availability.png"/>
+                    <pic:cNvPicPr/>
+                  </pic:nvPicPr>
+                  <pic:blipFill>
+                    <a:blip r:embed="rId16"/>
+                    <a:stretch>
+                      <a:fillRect/>
+                    </a:stretch>
+                  </pic:blipFill>
+                  <pic:spPr>
+                    <a:xfrm>
+                      <a:off x="0" y="0"/>
+                      <a:ext cx="5580000" cy="3487500"/>
+                    </a:xfrm>
+                    <a:prstGeom prst="rect"/>
+                  </pic:spPr>
+                </pic:pic>
+              </a:graphicData>
+            </a:graphic>
+          </wp:inline>
+        </w:drawing>
+      </w:r>
+    </w:p>
+    <w:p>
+      <w:pPr>
+        <w:jc w:val="center"/>
+      </w:pPr>
+      <w:r>
+        <w:rPr>
+          <w:i/>
+          <w:color w:val="65716D"/>
+          <w:sz w:val="18"/>
+        </w:rPr>
+        <w:t>Availability. Green is booked, amber is pending approval, and the empty part of a row is free.</w:t>
+      </w:r>
+    </w:p>
+    <w:p>
+      <w:pPr>
         <w:pStyle w:val="Heading1"/>
       </w:pPr>
       <w:r>
@@ -563,6 +1967,60 @@
       </w:r>
       <w:r>
         <w:t xml:space="preserve"> on screen and by email. Keep it.</w:t>
+      </w:r>
+    </w:p>
+    <w:p>
+      <w:pPr>
+        <w:keepNext/>
+        <w:spacing w:before="120" w:after="40"/>
+        <w:jc w:val="center"/>
+      </w:pPr>
+      <w:r>
+        <w:drawing>
+          <wp:inline xmlns:a="http://schemas.openxmlformats.org/drawingml/2006/main" xmlns:pic="http://schemas.openxmlformats.org/drawingml/2006/picture">
+            <wp:extent cx="5580000" cy="4551188"/>
+            <wp:docPr id="9" name="Picture 9"/>
+            <wp:cNvGraphicFramePr>
+              <a:graphicFrameLocks noChangeAspect="1"/>
+            </wp:cNvGraphicFramePr>
+            <a:graphic>
+              <a:graphicData uri="http://schemas.openxmlformats.org/drawingml/2006/picture">
+                <pic:pic>
+                  <pic:nvPicPr>
+                    <pic:cNvPr id="0" name="06-booking-form.png"/>
+                    <pic:cNvPicPr/>
+                  </pic:nvPicPr>
+                  <pic:blipFill>
+                    <a:blip r:embed="rId17"/>
+                    <a:stretch>
+                      <a:fillRect/>
+                    </a:stretch>
+                  </pic:blipFill>
+                  <pic:spPr>
+                    <a:xfrm>
+                      <a:off x="0" y="0"/>
+                      <a:ext cx="5580000" cy="4551188"/>
+                    </a:xfrm>
+                    <a:prstGeom prst="rect"/>
+                  </pic:spPr>
+                </pic:pic>
+              </a:graphicData>
+            </a:graphic>
+          </wp:inline>
+        </w:drawing>
+      </w:r>
+    </w:p>
+    <w:p>
+      <w:pPr>
+        <w:jc w:val="center"/>
+      </w:pPr>
+      <w:r>
+        <w:rPr>
+          <w:i/>
+          <w:color w:val="65716D"/>
+          <w:sz w:val="18"/>
+        </w:rPr>
+        <w:t>The booking form for a room: one date, then the start and end times side by side.</w:t>
       </w:r>
     </w:p>
     <w:p>
@@ -694,6 +2152,114 @@
     </w:p>
     <w:p>
       <w:pPr>
+        <w:keepNext/>
+        <w:spacing w:before="120" w:after="40"/>
+        <w:jc w:val="center"/>
+      </w:pPr>
+      <w:r>
+        <w:drawing>
+          <wp:inline xmlns:a="http://schemas.openxmlformats.org/drawingml/2006/main" xmlns:pic="http://schemas.openxmlformats.org/drawingml/2006/picture">
+            <wp:extent cx="5580000" cy="3487500"/>
+            <wp:docPr id="10" name="Picture 10"/>
+            <wp:cNvGraphicFramePr>
+              <a:graphicFrameLocks noChangeAspect="1"/>
+            </wp:cNvGraphicFramePr>
+            <a:graphic>
+              <a:graphicData uri="http://schemas.openxmlformats.org/drawingml/2006/picture">
+                <pic:pic>
+                  <pic:nvPicPr>
+                    <pic:cNvPr id="0" name="08-my-bookings.png"/>
+                    <pic:cNvPicPr/>
+                  </pic:nvPicPr>
+                  <pic:blipFill>
+                    <a:blip r:embed="rId18"/>
+                    <a:stretch>
+                      <a:fillRect/>
+                    </a:stretch>
+                  </pic:blipFill>
+                  <pic:spPr>
+                    <a:xfrm>
+                      <a:off x="0" y="0"/>
+                      <a:ext cx="5580000" cy="3487500"/>
+                    </a:xfrm>
+                    <a:prstGeom prst="rect"/>
+                  </pic:spPr>
+                </pic:pic>
+              </a:graphicData>
+            </a:graphic>
+          </wp:inline>
+        </w:drawing>
+      </w:r>
+    </w:p>
+    <w:p>
+      <w:pPr>
+        <w:jc w:val="center"/>
+      </w:pPr>
+      <w:r>
+        <w:rPr>
+          <w:i/>
+          <w:color w:val="65716D"/>
+          <w:sz w:val="18"/>
+        </w:rPr>
+        <w:t>My Bookings. Choose a reference to open that booking.</w:t>
+      </w:r>
+    </w:p>
+    <w:p>
+      <w:pPr>
+        <w:keepNext/>
+        <w:spacing w:before="120" w:after="40"/>
+        <w:jc w:val="center"/>
+      </w:pPr>
+      <w:r>
+        <w:drawing>
+          <wp:inline xmlns:a="http://schemas.openxmlformats.org/drawingml/2006/main" xmlns:pic="http://schemas.openxmlformats.org/drawingml/2006/picture">
+            <wp:extent cx="5580000" cy="3487500"/>
+            <wp:docPr id="11" name="Picture 11"/>
+            <wp:cNvGraphicFramePr>
+              <a:graphicFrameLocks noChangeAspect="1"/>
+            </wp:cNvGraphicFramePr>
+            <a:graphic>
+              <a:graphicData uri="http://schemas.openxmlformats.org/drawingml/2006/picture">
+                <pic:pic>
+                  <pic:nvPicPr>
+                    <pic:cNvPr id="0" name="09-booking-detail.png"/>
+                    <pic:cNvPicPr/>
+                  </pic:nvPicPr>
+                  <pic:blipFill>
+                    <a:blip r:embed="rId19"/>
+                    <a:stretch>
+                      <a:fillRect/>
+                    </a:stretch>
+                  </pic:blipFill>
+                  <pic:spPr>
+                    <a:xfrm>
+                      <a:off x="0" y="0"/>
+                      <a:ext cx="5580000" cy="3487500"/>
+                    </a:xfrm>
+                    <a:prstGeom prst="rect"/>
+                  </pic:spPr>
+                </pic:pic>
+              </a:graphicData>
+            </a:graphic>
+          </wp:inline>
+        </w:drawing>
+      </w:r>
+    </w:p>
+    <w:p>
+      <w:pPr>
+        <w:jc w:val="center"/>
+      </w:pPr>
+      <w:r>
+        <w:rPr>
+          <w:i/>
+          <w:color w:val="65716D"/>
+          <w:sz w:val="18"/>
+        </w:rPr>
+        <w:t>One booking. Cancel booking is at the top while cancelling is still allowed.</w:t>
+      </w:r>
+    </w:p>
+    <w:p>
+      <w:pPr>
         <w:pStyle w:val="Heading1"/>
       </w:pPr>
       <w:r>
@@ -790,6 +2356,60 @@
       </w:r>
       <w:r>
         <w:t xml:space="preserve"> lets you change your name, email address and phone number. If you change the email address you will be asked to confirm the new one before you can book again. Your matriculation or staff number is set by the office; if it is wrong, tell them.</w:t>
+      </w:r>
+    </w:p>
+    <w:p>
+      <w:pPr>
+        <w:keepNext/>
+        <w:spacing w:before="120" w:after="40"/>
+        <w:jc w:val="center"/>
+      </w:pPr>
+      <w:r>
+        <w:drawing>
+          <wp:inline xmlns:a="http://schemas.openxmlformats.org/drawingml/2006/main" xmlns:pic="http://schemas.openxmlformats.org/drawingml/2006/picture">
+            <wp:extent cx="5580000" cy="3487500"/>
+            <wp:docPr id="12" name="Picture 12"/>
+            <wp:cNvGraphicFramePr>
+              <a:graphicFrameLocks noChangeAspect="1"/>
+            </wp:cNvGraphicFramePr>
+            <a:graphic>
+              <a:graphicData uri="http://schemas.openxmlformats.org/drawingml/2006/picture">
+                <pic:pic>
+                  <pic:nvPicPr>
+                    <pic:cNvPr id="0" name="10-profile.png"/>
+                    <pic:cNvPicPr/>
+                  </pic:nvPicPr>
+                  <pic:blipFill>
+                    <a:blip r:embed="rId20"/>
+                    <a:stretch>
+                      <a:fillRect/>
+                    </a:stretch>
+                  </pic:blipFill>
+                  <pic:spPr>
+                    <a:xfrm>
+                      <a:off x="0" y="0"/>
+                      <a:ext cx="5580000" cy="3487500"/>
+                    </a:xfrm>
+                    <a:prstGeom prst="rect"/>
+                  </pic:spPr>
+                </pic:pic>
+              </a:graphicData>
+            </a:graphic>
+          </wp:inline>
+        </w:drawing>
+      </w:r>
+    </w:p>
+    <w:p>
+      <w:pPr>
+        <w:jc w:val="center"/>
+      </w:pPr>
+      <w:r>
+        <w:rPr>
+          <w:i/>
+          <w:color w:val="65716D"/>
+          <w:sz w:val="18"/>
+        </w:rPr>
+        <w:t>Edit Profile.</w:t>
       </w:r>
     </w:p>
     <w:p>
@@ -1116,6 +2736,19 @@
       </w:pPr>
       <w:r>
         <w:t>Kulliyyah office contact details are at the foot of every page.</w:t>
+      </w:r>
+    </w:p>
+    <w:p>
+      <w:pPr>
+        <w:jc w:val="center"/>
+      </w:pPr>
+      <w:r>
+        <w:rPr>
+          <w:i/>
+          <w:color w:val="65716D"/>
+          <w:sz w:val="18"/>
+        </w:rPr>
+        <w:t>The screenshots show fictional demonstration data.</w:t>
       </w:r>
     </w:p>
     <w:sectPr>
